--- a/lab4/Lab4.docx
+++ b/lab4/Lab4.docx
@@ -135,7 +135,23 @@
           <w:sz w:val="28"/>
           <w:szCs w:val="28"/>
         </w:rPr>
-        <w:t>Checked by: ______________________</w:t>
+        <w:t xml:space="preserve">Checked by: </w:t>
+      </w:r>
+      <w:r>
+        <w:rPr>
+          <w:sz w:val="28"/>
+          <w:szCs w:val="28"/>
+          <w:lang w:val="en-US"/>
+        </w:rPr>
+        <w:t xml:space="preserve">assist. univ. Patricia </w:t>
+      </w:r>
+      <w:r>
+        <w:rPr>
+          <w:sz w:val="28"/>
+          <w:szCs w:val="28"/>
+          <w:lang w:val="en-US"/>
+        </w:rPr>
+        <w:t>Reițman</w:t>
       </w:r>
     </w:p>
     <w:p>
@@ -762,12 +778,6 @@
         <w:gridCol w:w="3558"/>
       </w:tblGrid>
       <w:tr>
-        <w:tblPrEx>
-          <w:tblCellMar>
-            <w:top w:w="0" w:type="dxa"/>
-            <w:bottom w:w="0" w:type="dxa"/>
-          </w:tblCellMar>
-        </w:tblPrEx>
         <w:trPr>
           <w:tblHeader/>
         </w:trPr>
@@ -901,12 +911,6 @@
         </w:tc>
       </w:tr>
       <w:tr>
-        <w:tblPrEx>
-          <w:tblCellMar>
-            <w:top w:w="0" w:type="dxa"/>
-            <w:bottom w:w="0" w:type="dxa"/>
-          </w:tblCellMar>
-        </w:tblPrEx>
         <w:trPr>
           <w:cantSplit/>
         </w:trPr>
@@ -1028,12 +1032,6 @@
         </w:tc>
       </w:tr>
       <w:tr>
-        <w:tblPrEx>
-          <w:tblCellMar>
-            <w:top w:w="0" w:type="dxa"/>
-            <w:bottom w:w="0" w:type="dxa"/>
-          </w:tblCellMar>
-        </w:tblPrEx>
         <w:trPr>
           <w:cantSplit/>
         </w:trPr>
@@ -1155,12 +1153,6 @@
         </w:tc>
       </w:tr>
       <w:tr>
-        <w:tblPrEx>
-          <w:tblCellMar>
-            <w:top w:w="0" w:type="dxa"/>
-            <w:bottom w:w="0" w:type="dxa"/>
-          </w:tblCellMar>
-        </w:tblPrEx>
         <w:trPr>
           <w:cantSplit/>
         </w:trPr>
@@ -1282,12 +1274,6 @@
         </w:tc>
       </w:tr>
       <w:tr>
-        <w:tblPrEx>
-          <w:tblCellMar>
-            <w:top w:w="0" w:type="dxa"/>
-            <w:bottom w:w="0" w:type="dxa"/>
-          </w:tblCellMar>
-        </w:tblPrEx>
         <w:trPr>
           <w:cantSplit/>
         </w:trPr>
@@ -1421,12 +1407,6 @@
         </w:tc>
       </w:tr>
       <w:tr>
-        <w:tblPrEx>
-          <w:tblCellMar>
-            <w:top w:w="0" w:type="dxa"/>
-            <w:bottom w:w="0" w:type="dxa"/>
-          </w:tblCellMar>
-        </w:tblPrEx>
         <w:trPr>
           <w:cantSplit/>
         </w:trPr>
@@ -1572,12 +1552,6 @@
         </w:tc>
       </w:tr>
       <w:tr>
-        <w:tblPrEx>
-          <w:tblCellMar>
-            <w:top w:w="0" w:type="dxa"/>
-            <w:bottom w:w="0" w:type="dxa"/>
-          </w:tblCellMar>
-        </w:tblPrEx>
         <w:trPr>
           <w:cantSplit/>
         </w:trPr>
@@ -1700,12 +1674,6 @@
         </w:tc>
       </w:tr>
       <w:tr>
-        <w:tblPrEx>
-          <w:tblCellMar>
-            <w:top w:w="0" w:type="dxa"/>
-            <w:bottom w:w="0" w:type="dxa"/>
-          </w:tblCellMar>
-        </w:tblPrEx>
         <w:trPr>
           <w:cantSplit/>
         </w:trPr>
@@ -1827,12 +1795,6 @@
         </w:tc>
       </w:tr>
       <w:tr>
-        <w:tblPrEx>
-          <w:tblCellMar>
-            <w:top w:w="0" w:type="dxa"/>
-            <w:bottom w:w="0" w:type="dxa"/>
-          </w:tblCellMar>
-        </w:tblPrEx>
         <w:trPr>
           <w:cantSplit/>
         </w:trPr>
@@ -1954,12 +1916,6 @@
         </w:tc>
       </w:tr>
       <w:tr>
-        <w:tblPrEx>
-          <w:tblCellMar>
-            <w:top w:w="0" w:type="dxa"/>
-            <w:bottom w:w="0" w:type="dxa"/>
-          </w:tblCellMar>
-        </w:tblPrEx>
         <w:trPr>
           <w:cantSplit/>
         </w:trPr>
@@ -2081,12 +2037,6 @@
         </w:tc>
       </w:tr>
       <w:tr>
-        <w:tblPrEx>
-          <w:tblCellMar>
-            <w:top w:w="0" w:type="dxa"/>
-            <w:bottom w:w="0" w:type="dxa"/>
-          </w:tblCellMar>
-        </w:tblPrEx>
         <w:trPr>
           <w:cantSplit/>
         </w:trPr>
@@ -2508,12 +2458,6 @@
         <w:gridCol w:w="3472"/>
       </w:tblGrid>
       <w:tr>
-        <w:tblPrEx>
-          <w:tblCellMar>
-            <w:top w:w="0" w:type="dxa"/>
-            <w:bottom w:w="0" w:type="dxa"/>
-          </w:tblCellMar>
-        </w:tblPrEx>
         <w:trPr>
           <w:tblHeader/>
         </w:trPr>
@@ -2615,12 +2559,6 @@
         </w:tc>
       </w:tr>
       <w:tr>
-        <w:tblPrEx>
-          <w:tblCellMar>
-            <w:top w:w="0" w:type="dxa"/>
-            <w:bottom w:w="0" w:type="dxa"/>
-          </w:tblCellMar>
-        </w:tblPrEx>
         <w:trPr>
           <w:cantSplit/>
         </w:trPr>
@@ -2713,12 +2651,6 @@
         </w:tc>
       </w:tr>
       <w:tr>
-        <w:tblPrEx>
-          <w:tblCellMar>
-            <w:top w:w="0" w:type="dxa"/>
-            <w:bottom w:w="0" w:type="dxa"/>
-          </w:tblCellMar>
-        </w:tblPrEx>
         <w:trPr>
           <w:cantSplit/>
         </w:trPr>
@@ -2811,12 +2743,6 @@
         </w:tc>
       </w:tr>
       <w:tr>
-        <w:tblPrEx>
-          <w:tblCellMar>
-            <w:top w:w="0" w:type="dxa"/>
-            <w:bottom w:w="0" w:type="dxa"/>
-          </w:tblCellMar>
-        </w:tblPrEx>
         <w:trPr>
           <w:cantSplit/>
         </w:trPr>
@@ -2909,12 +2835,6 @@
         </w:tc>
       </w:tr>
       <w:tr>
-        <w:tblPrEx>
-          <w:tblCellMar>
-            <w:top w:w="0" w:type="dxa"/>
-            <w:bottom w:w="0" w:type="dxa"/>
-          </w:tblCellMar>
-        </w:tblPrEx>
         <w:trPr>
           <w:cantSplit/>
         </w:trPr>
@@ -3621,12 +3541,6 @@
         <w:gridCol w:w="6772"/>
       </w:tblGrid>
       <w:tr>
-        <w:tblPrEx>
-          <w:tblCellMar>
-            <w:top w:w="0" w:type="dxa"/>
-            <w:bottom w:w="0" w:type="dxa"/>
-          </w:tblCellMar>
-        </w:tblPrEx>
         <w:trPr>
           <w:tblHeader/>
         </w:trPr>
@@ -3728,12 +3642,6 @@
         </w:tc>
       </w:tr>
       <w:tr>
-        <w:tblPrEx>
-          <w:tblCellMar>
-            <w:top w:w="0" w:type="dxa"/>
-            <w:bottom w:w="0" w:type="dxa"/>
-          </w:tblCellMar>
-        </w:tblPrEx>
         <w:trPr>
           <w:cantSplit/>
         </w:trPr>
@@ -3826,12 +3734,6 @@
         </w:tc>
       </w:tr>
       <w:tr>
-        <w:tblPrEx>
-          <w:tblCellMar>
-            <w:top w:w="0" w:type="dxa"/>
-            <w:bottom w:w="0" w:type="dxa"/>
-          </w:tblCellMar>
-        </w:tblPrEx>
         <w:trPr>
           <w:cantSplit/>
         </w:trPr>
@@ -3924,12 +3826,6 @@
         </w:tc>
       </w:tr>
       <w:tr>
-        <w:tblPrEx>
-          <w:tblCellMar>
-            <w:top w:w="0" w:type="dxa"/>
-            <w:bottom w:w="0" w:type="dxa"/>
-          </w:tblCellMar>
-        </w:tblPrEx>
         <w:trPr>
           <w:cantSplit/>
         </w:trPr>
@@ -4022,12 +3918,6 @@
         </w:tc>
       </w:tr>
       <w:tr>
-        <w:tblPrEx>
-          <w:tblCellMar>
-            <w:top w:w="0" w:type="dxa"/>
-            <w:bottom w:w="0" w:type="dxa"/>
-          </w:tblCellMar>
-        </w:tblPrEx>
         <w:trPr>
           <w:cantSplit/>
         </w:trPr>
@@ -4120,12 +4010,6 @@
         </w:tc>
       </w:tr>
       <w:tr>
-        <w:tblPrEx>
-          <w:tblCellMar>
-            <w:top w:w="0" w:type="dxa"/>
-            <w:bottom w:w="0" w:type="dxa"/>
-          </w:tblCellMar>
-        </w:tblPrEx>
         <w:trPr>
           <w:cantSplit/>
         </w:trPr>
